--- a/pr-preview/pr-195/chapters/word-choice.docx
+++ b/pr-preview/pr-195/chapters/word-choice.docx
@@ -15,7 +15,7 @@
         <w:pStyle w:val="Date"/>
       </w:pPr>
       <w:r>
-        <w:t xml:space="preserve">Last modified: 2026-10-14 01:37:07 (PDT)</w:t>
+        <w:t xml:space="preserve">Last modified: 2026-10-14 01:46:34 (PDT)</w:t>
       </w:r>
     </w:p>
     <w:tbl>

--- a/pr-preview/pr-195/chapters/word-choice.docx
+++ b/pr-preview/pr-195/chapters/word-choice.docx
@@ -15,7 +15,7 @@
         <w:pStyle w:val="Date"/>
       </w:pPr>
       <w:r>
-        <w:t xml:space="preserve">Last modified: 2026-10-14 01:46:34 (PDT)</w:t>
+        <w:t xml:space="preserve">Last modified: 2026-10-16 10:25:17 (PDT)</w:t>
       </w:r>
     </w:p>
     <w:tbl>
@@ -978,6 +978,150 @@
         <w:pStyle w:val="BodyText"/>
       </w:pPr>
       <w:r>
+        <w:t xml:space="preserve">Money words are idioms too when no money is involved.</w:t>
+      </w:r>
+      <w:r>
+        <w:t xml:space="preserve"> </w:t>
+      </w:r>
+      <w:r>
+        <w:t xml:space="preserve">“Costs us”</w:t>
+      </w:r>
+      <w:r>
+        <w:t xml:space="preserve">,</w:t>
+      </w:r>
+      <w:r>
+        <w:t xml:space="preserve"> </w:t>
+      </w:r>
+      <w:r>
+        <w:t xml:space="preserve">“buys us”</w:t>
+      </w:r>
+      <w:r>
+        <w:t xml:space="preserve"> </w:t>
+      </w:r>
+      <w:r>
+        <w:t xml:space="preserve">and</w:t>
+      </w:r>
+      <w:r>
+        <w:t xml:space="preserve"> </w:t>
+      </w:r>
+      <w:r>
+        <w:t xml:space="preserve">“at the price of”</w:t>
+      </w:r>
+      <w:r>
+        <w:t xml:space="preserve"> </w:t>
+      </w:r>
+      <w:r>
+        <w:t xml:space="preserve">borrow from commerce</w:t>
+      </w:r>
+      <w:r>
+        <w:t xml:space="preserve"> </w:t>
+      </w:r>
+      <w:r>
+        <w:t xml:space="preserve">to describe a trade-off, and the reader must translate them back.</w:t>
+      </w:r>
+      <w:r>
+        <w:t xml:space="preserve"> </w:t>
+      </w:r>
+      <w:r>
+        <w:t xml:space="preserve">Say what is lost or gained.</w:t>
+      </w:r>
+      <w:r>
+        <w:t xml:space="preserve"> </w:t>
+      </w:r>
+      <w:r>
+        <w:t xml:space="preserve">Keep a literal use:</w:t>
+      </w:r>
+      <w:r>
+        <w:t xml:space="preserve"> </w:t>
+      </w:r>
+      <w:r>
+        <w:t xml:space="preserve">a computational cost, a monetary cost,</w:t>
+      </w:r>
+      <w:r>
+        <w:t xml:space="preserve"> </w:t>
+      </w:r>
+      <w:r>
+        <w:t xml:space="preserve">or a cost function that the text defines as a term.</w:t>
+      </w:r>
+    </w:p>
+    <w:p>
+      <w:pPr>
+        <w:pStyle w:val="BlockText"/>
+      </w:pPr>
+      <w:r>
+        <w:t xml:space="preserve">❌ Nesting the cross-validation loop costs another factor of</w:t>
+      </w:r>
+      <w:r>
+        <w:t xml:space="preserve"> </w:t>
+      </w:r>
+      <m:oMath>
+        <m:r>
+          <m:t>K</m:t>
+        </m:r>
+      </m:oMath>
+      <w:r>
+        <w:t xml:space="preserve"> </w:t>
+      </w:r>
+      <w:r>
+        <w:t xml:space="preserve">in computing time.</w:t>
+      </w:r>
+    </w:p>
+    <w:p>
+      <w:pPr>
+        <w:pStyle w:val="BlockText"/>
+      </w:pPr>
+      <w:r>
+        <w:t xml:space="preserve">✅ Nesting the cross-validation loop multiplies the computing time by</w:t>
+      </w:r>
+      <w:r>
+        <w:t xml:space="preserve"> </w:t>
+      </w:r>
+      <m:oMath>
+        <m:r>
+          <m:t>K</m:t>
+        </m:r>
+      </m:oMath>
+      <w:r>
+        <w:t xml:space="preserve">.</w:t>
+      </w:r>
+    </w:p>
+    <w:p>
+      <w:pPr>
+        <w:pStyle w:val="BlockText"/>
+      </w:pPr>
+      <w:r>
+        <w:t xml:space="preserve">❌ Continuity buys us the intermediate value theorem.</w:t>
+      </w:r>
+    </w:p>
+    <w:p>
+      <w:pPr>
+        <w:pStyle w:val="BlockText"/>
+      </w:pPr>
+      <w:r>
+        <w:t xml:space="preserve">✅ Continuity gives us the intermediate value theorem.</w:t>
+      </w:r>
+    </w:p>
+    <w:p>
+      <w:pPr>
+        <w:pStyle w:val="BlockText"/>
+      </w:pPr>
+      <w:r>
+        <w:t xml:space="preserve">❌ The penalty costs us a little flexibility at the ends of the curve.</w:t>
+      </w:r>
+    </w:p>
+    <w:p>
+      <w:pPr>
+        <w:pStyle w:val="BlockText"/>
+      </w:pPr>
+      <w:r>
+        <w:t xml:space="preserve">✅ The penalty reduces the curve’s flexibility a little at its ends.</w:t>
+      </w:r>
+    </w:p>
+    <w:p>
+      <w:pPr>
+        <w:pStyle w:val="FirstParagraph"/>
+      </w:pPr>
+      <w:r>
         <w:t xml:space="preserve">Some single words cause a different problem.</w:t>
       </w:r>
       <w:r>
@@ -1328,13 +1472,13 @@
       </w:r>
     </w:p>
     <w:bookmarkEnd w:id="22"/>
-    <w:bookmarkStart w:id="25" w:name="minimize-unnecessary-jargon"/>
+    <w:bookmarkStart w:id="24" w:name="choose-each-preposition-on-purpose"/>
     <w:p>
       <w:pPr>
         <w:pStyle w:val="Heading2"/>
       </w:pPr>
       <w:r>
-        <w:t xml:space="preserve">4 Minimize unnecessary jargon</w:t>
+        <w:t xml:space="preserve">4 Choose each preposition on purpose</w:t>
       </w:r>
     </w:p>
     <w:p>
@@ -1342,6 +1486,322 @@
         <w:pStyle w:val="FirstParagraph"/>
       </w:pPr>
       <w:r>
+        <w:t xml:space="preserve">A preposition states a relationship between two things.</w:t>
+      </w:r>
+      <w:r>
+        <w:t xml:space="preserve"> </w:t>
+      </w:r>
+      <w:r>
+        <w:t xml:space="preserve">Small words such as</w:t>
+      </w:r>
+      <w:r>
+        <w:t xml:space="preserve"> </w:t>
+      </w:r>
+      <w:r>
+        <w:rPr>
+          <w:i/>
+          <w:iCs/>
+        </w:rPr>
+        <w:t xml:space="preserve">of</w:t>
+      </w:r>
+      <w:r>
+        <w:t xml:space="preserve">,</w:t>
+      </w:r>
+      <w:r>
+        <w:t xml:space="preserve"> </w:t>
+      </w:r>
+      <w:r>
+        <w:rPr>
+          <w:i/>
+          <w:iCs/>
+        </w:rPr>
+        <w:t xml:space="preserve">for</w:t>
+      </w:r>
+      <w:r>
+        <w:t xml:space="preserve">,</w:t>
+      </w:r>
+      <w:r>
+        <w:t xml:space="preserve"> </w:t>
+      </w:r>
+      <w:r>
+        <w:rPr>
+          <w:i/>
+          <w:iCs/>
+        </w:rPr>
+        <w:t xml:space="preserve">with</w:t>
+      </w:r>
+      <w:r>
+        <w:t xml:space="preserve"> </w:t>
+      </w:r>
+      <w:r>
+        <w:t xml:space="preserve">and</w:t>
+      </w:r>
+      <w:r>
+        <w:t xml:space="preserve"> </w:t>
+      </w:r>
+      <w:r>
+        <w:rPr>
+          <w:i/>
+          <w:iCs/>
+        </w:rPr>
+        <w:t xml:space="preserve">using</w:t>
+      </w:r>
+      <w:r>
+        <w:t xml:space="preserve"> </w:t>
+      </w:r>
+      <w:r>
+        <w:t xml:space="preserve">are easy to reach for by reflex,</w:t>
+      </w:r>
+      <w:r>
+        <w:t xml:space="preserve"> </w:t>
+      </w:r>
+      <w:r>
+        <w:t xml:space="preserve">and each one can stand for many different relationships</w:t>
+      </w:r>
+      <w:r>
+        <w:t xml:space="preserve"> </w:t>
+      </w:r>
+      <w:r>
+        <w:t xml:space="preserve">(ownership, purpose, cause, part and whole, tool, source).</w:t>
+      </w:r>
+      <w:r>
+        <w:t xml:space="preserve"> </w:t>
+      </w:r>
+      <w:r>
+        <w:t xml:space="preserve">When the sentence does not say which relationship it means,</w:t>
+      </w:r>
+      <w:r>
+        <w:t xml:space="preserve"> </w:t>
+      </w:r>
+      <w:r>
+        <w:t xml:space="preserve">the reader has to guess.</w:t>
+      </w:r>
+      <w:r>
+        <w:t xml:space="preserve"> </w:t>
+      </w:r>
+      <w:r>
+        <w:t xml:space="preserve">Readers who are learning English, and readers who read literally, guess worst.</w:t>
+      </w:r>
+    </w:p>
+    <w:p>
+      <w:pPr>
+        <w:pStyle w:val="BodyText"/>
+      </w:pPr>
+      <w:r>
+        <w:t xml:space="preserve">For each preposition, ask what relationship it states.</w:t>
+      </w:r>
+      <w:r>
+        <w:t xml:space="preserve"> </w:t>
+      </w:r>
+      <w:r>
+        <w:t xml:space="preserve">If you cannot answer in one phrase, replace it with a verb that names the relationship.</w:t>
+      </w:r>
+    </w:p>
+    <w:bookmarkStart w:id="23" w:name="exm-prepositions"/>
+    <w:p>
+      <w:pPr>
+        <w:pStyle w:val="BodyText"/>
+      </w:pPr>
+      <w:r>
+        <w:rPr>
+          <w:b/>
+          <w:bCs/>
+        </w:rPr>
+        <w:t xml:space="preserve">Example 1 (Naming the relationship)</w:t>
+      </w:r>
+      <w:r>
+        <w:t xml:space="preserve"> </w:t>
+      </w:r>
+      <w:r>
+        <w:t xml:space="preserve"> </w:t>
+      </w:r>
+    </w:p>
+    <w:p>
+      <w:pPr>
+        <w:pStyle w:val="BlockText"/>
+      </w:pPr>
+      <w:r>
+        <w:t xml:space="preserve">❌ The error of the prediction is large.</w:t>
+      </w:r>
+    </w:p>
+    <w:p>
+      <w:pPr>
+        <w:pStyle w:val="BlockText"/>
+      </w:pPr>
+      <w:r>
+        <w:t xml:space="preserve">✅ The prediction misses the observed outcome by a large amount.</w:t>
+      </w:r>
+    </w:p>
+    <w:p>
+      <w:pPr>
+        <w:pStyle w:val="FirstParagraph"/>
+      </w:pPr>
+      <w:r>
+        <w:rPr>
+          <w:i/>
+          <w:iCs/>
+        </w:rPr>
+        <w:t xml:space="preserve">Of</w:t>
+      </w:r>
+      <w:r>
+        <w:t xml:space="preserve"> </w:t>
+      </w:r>
+      <w:r>
+        <w:t xml:space="preserve">could mean the error the prediction makes,</w:t>
+      </w:r>
+      <w:r>
+        <w:t xml:space="preserve"> </w:t>
+      </w:r>
+      <w:r>
+        <w:t xml:space="preserve">the error in the way it was computed,</w:t>
+      </w:r>
+      <w:r>
+        <w:t xml:space="preserve"> </w:t>
+      </w:r>
+      <w:r>
+        <w:t xml:space="preserve">or an error that belongs to the prediction in some other way.</w:t>
+      </w:r>
+      <w:r>
+        <w:t xml:space="preserve"> </w:t>
+      </w:r>
+      <w:r>
+        <w:t xml:space="preserve">The verb</w:t>
+      </w:r>
+      <w:r>
+        <w:t xml:space="preserve"> </w:t>
+      </w:r>
+      <w:r>
+        <w:rPr>
+          <w:i/>
+          <w:iCs/>
+        </w:rPr>
+        <w:t xml:space="preserve">misses</w:t>
+      </w:r>
+      <w:r>
+        <w:t xml:space="preserve"> </w:t>
+      </w:r>
+      <w:r>
+        <w:t xml:space="preserve">says which.</w:t>
+      </w:r>
+    </w:p>
+    <w:p>
+      <w:pPr>
+        <w:pStyle w:val="BlockText"/>
+      </w:pPr>
+      <w:r>
+        <w:t xml:space="preserve">❌ We fit the model for the training set.</w:t>
+      </w:r>
+    </w:p>
+    <w:p>
+      <w:pPr>
+        <w:pStyle w:val="BlockText"/>
+      </w:pPr>
+      <w:r>
+        <w:t xml:space="preserve">✅ We estimate the model’s coefficients from the training set.</w:t>
+      </w:r>
+    </w:p>
+    <w:p>
+      <w:pPr>
+        <w:pStyle w:val="FirstParagraph"/>
+      </w:pPr>
+      <w:r>
+        <w:rPr>
+          <w:i/>
+          <w:iCs/>
+        </w:rPr>
+        <w:t xml:space="preserve">For</w:t>
+      </w:r>
+      <w:r>
+        <w:t xml:space="preserve"> </w:t>
+      </w:r>
+      <w:r>
+        <w:t xml:space="preserve">could mean on behalf of, in order to serve, or using.</w:t>
+      </w:r>
+      <w:r>
+        <w:t xml:space="preserve"> </w:t>
+      </w:r>
+      <w:r>
+        <w:rPr>
+          <w:i/>
+          <w:iCs/>
+        </w:rPr>
+        <w:t xml:space="preserve">From</w:t>
+      </w:r>
+      <w:r>
+        <w:t xml:space="preserve"> </w:t>
+      </w:r>
+      <w:r>
+        <w:t xml:space="preserve">states the relationship exactly:</w:t>
+      </w:r>
+      <w:r>
+        <w:t xml:space="preserve"> </w:t>
+      </w:r>
+      <w:r>
+        <w:t xml:space="preserve">the training set is the source of the estimates.</w:t>
+      </w:r>
+    </w:p>
+    <w:bookmarkEnd w:id="23"/>
+    <w:p>
+      <w:pPr>
+        <w:pStyle w:val="BodyText"/>
+      </w:pPr>
+      <w:r>
+        <w:t xml:space="preserve">Keep a plain preposition when it states the relationship exactly,</w:t>
+      </w:r>
+      <w:r>
+        <w:t xml:space="preserve"> </w:t>
+      </w:r>
+      <w:r>
+        <w:t xml:space="preserve">such as</w:t>
+      </w:r>
+      <w:r>
+        <w:t xml:space="preserve"> </w:t>
+      </w:r>
+      <w:r>
+        <w:rPr>
+          <w:i/>
+          <w:iCs/>
+        </w:rPr>
+        <w:t xml:space="preserve">in</w:t>
+      </w:r>
+      <w:r>
+        <w:t xml:space="preserve"> </w:t>
+      </w:r>
+      <w:r>
+        <w:t xml:space="preserve">for location and</w:t>
+      </w:r>
+      <w:r>
+        <w:t xml:space="preserve"> </w:t>
+      </w:r>
+      <w:r>
+        <w:rPr>
+          <w:i/>
+          <w:iCs/>
+        </w:rPr>
+        <w:t xml:space="preserve">by</w:t>
+      </w:r>
+      <w:r>
+        <w:t xml:space="preserve"> </w:t>
+      </w:r>
+      <w:r>
+        <w:t xml:space="preserve">for the agent of a passive verb.</w:t>
+      </w:r>
+    </w:p>
+    <w:bookmarkEnd w:id="24"/>
+    <w:bookmarkStart w:id="27" w:name="minimize-unnecessary-jargon"/>
+    <w:p>
+      <w:pPr>
+        <w:pStyle w:val="Heading2"/>
+      </w:pPr>
+      <w:r>
+        <w:t xml:space="preserve">5 Minimize unnecessary jargon</w:t>
+      </w:r>
+    </w:p>
+    <w:p>
+      <w:pPr>
+        <w:pStyle w:val="FirstParagraph"/>
+      </w:pPr>
+      <w:r>
         <w:t xml:space="preserve">Jargon is vocabulary specific to a field.</w:t>
       </w:r>
       <w:r>
@@ -1439,7 +1899,7 @@
       <w:r>
         <w:t xml:space="preserve"> </w:t>
       </w:r>
-      <w:hyperlink r:id="rId23">
+      <w:hyperlink r:id="rId25">
         <w:r>
           <w:rPr>
             <w:rStyle w:val="Hyperlink"/>
@@ -1451,7 +1911,7 @@
         <w:t xml:space="preserve">).</w:t>
       </w:r>
     </w:p>
-    <w:bookmarkStart w:id="24" w:name="exm-jargon"/>
+    <w:bookmarkStart w:id="26" w:name="exm-jargon"/>
     <w:p>
       <w:pPr>
         <w:pStyle w:val="BodyText"/>
@@ -1461,7 +1921,7 @@
           <w:b/>
           <w:bCs/>
         </w:rPr>
-        <w:t xml:space="preserve">Example 1 (Replacing unnecessary jargon)</w:t>
+        <w:t xml:space="preserve">Example 2 (Replacing unnecessary jargon)</w:t>
       </w:r>
       <w:r>
         <w:t xml:space="preserve"> </w:t>
@@ -1500,7 +1960,7 @@
         <w:t xml:space="preserve">and it states what was actually done.</w:t>
       </w:r>
     </w:p>
-    <w:bookmarkEnd w:id="24"/>
+    <w:bookmarkEnd w:id="26"/>
     <w:p>
       <w:pPr>
         <w:pStyle w:val="BodyText"/>
@@ -1539,7 +1999,7 @@
         <w:t xml:space="preserve">define it clearly at first use.</w:t>
       </w:r>
     </w:p>
-    <w:bookmarkEnd w:id="25"/>
+    <w:bookmarkEnd w:id="27"/>
     <w:sectPr>
       <w:footnotePr>
         <w:numRestart w:val="eachSect"/>
